--- a/klagomål/S 2365-2025 FSC-klagomål.docx
+++ b/klagomål/S 2365-2025 FSC-klagomål.docx
@@ -849,7 +849,7 @@
     <w:r>
       <w:tab/>
       <w:tab/>
-      <w:t>2026-07-13</w:t>
+      <w:t>2026-07-14</w:t>
       <w:br/>
       <w:br/>
     </w:r>

--- a/klagomål/S 2365-2025 FSC-klagomål.docx
+++ b/klagomål/S 2365-2025 FSC-klagomål.docx
@@ -849,7 +849,7 @@
     <w:r>
       <w:tab/>
       <w:tab/>
-      <w:t>2026-07-14</w:t>
+      <w:t>2026-07-15</w:t>
       <w:br/>
       <w:br/>
     </w:r>

--- a/klagomål/S 2365-2025 FSC-klagomål.docx
+++ b/klagomål/S 2365-2025 FSC-klagomål.docx
@@ -849,7 +849,7 @@
     <w:r>
       <w:tab/>
       <w:tab/>
-      <w:t>2026-07-15</w:t>
+      <w:t>2026-07-16</w:t>
       <w:br/>
       <w:br/>
     </w:r>

--- a/klagomål/S 2365-2025 FSC-klagomål.docx
+++ b/klagomål/S 2365-2025 FSC-klagomål.docx
@@ -849,7 +849,7 @@
     <w:r>
       <w:tab/>
       <w:tab/>
-      <w:t>2026-07-16</w:t>
+      <w:t>2026-07-17</w:t>
       <w:br/>
       <w:br/>
     </w:r>

--- a/klagomål/S 2365-2025 FSC-klagomål.docx
+++ b/klagomål/S 2365-2025 FSC-klagomål.docx
@@ -849,7 +849,7 @@
     <w:r>
       <w:tab/>
       <w:tab/>
-      <w:t>2026-07-17</w:t>
+      <w:t>2026-07-18</w:t>
       <w:br/>
       <w:br/>
     </w:r>

--- a/klagomål/S 2365-2025 FSC-klagomål.docx
+++ b/klagomål/S 2365-2025 FSC-klagomål.docx
@@ -849,7 +849,7 @@
     <w:r>
       <w:tab/>
       <w:tab/>
-      <w:t>2026-07-18</w:t>
+      <w:t>2026-07-19</w:t>
       <w:br/>
       <w:br/>
     </w:r>

--- a/klagomål/S 2365-2025 FSC-klagomål.docx
+++ b/klagomål/S 2365-2025 FSC-klagomål.docx
@@ -849,7 +849,7 @@
     <w:r>
       <w:tab/>
       <w:tab/>
-      <w:t>2026-07-19</w:t>
+      <w:t>2026-07-20</w:t>
       <w:br/>
       <w:br/>
     </w:r>

--- a/klagomål/S 2365-2025 FSC-klagomål.docx
+++ b/klagomål/S 2365-2025 FSC-klagomål.docx
@@ -849,7 +849,7 @@
     <w:r>
       <w:tab/>
       <w:tab/>
-      <w:t>2026-07-20</w:t>
+      <w:t>2026-07-21</w:t>
       <w:br/>
       <w:br/>
     </w:r>

--- a/klagomål/S 2365-2025 FSC-klagomål.docx
+++ b/klagomål/S 2365-2025 FSC-klagomål.docx
@@ -849,7 +849,7 @@
     <w:r>
       <w:tab/>
       <w:tab/>
-      <w:t>2026-07-21</w:t>
+      <w:t>2026-07-22</w:t>
       <w:br/>
       <w:br/>
     </w:r>

--- a/klagomål/S 2365-2025 FSC-klagomål.docx
+++ b/klagomål/S 2365-2025 FSC-klagomål.docx
@@ -849,7 +849,7 @@
     <w:r>
       <w:tab/>
       <w:tab/>
-      <w:t>2026-07-22</w:t>
+      <w:t>2026-07-23</w:t>
       <w:br/>
       <w:br/>
     </w:r>

--- a/klagomål/S 2365-2025 FSC-klagomål.docx
+++ b/klagomål/S 2365-2025 FSC-klagomål.docx
@@ -849,7 +849,7 @@
     <w:r>
       <w:tab/>
       <w:tab/>
-      <w:t>2026-07-23</w:t>
+      <w:t>2026-07-24</w:t>
       <w:br/>
       <w:br/>
     </w:r>

--- a/klagomål/S 2365-2025 FSC-klagomål.docx
+++ b/klagomål/S 2365-2025 FSC-klagomål.docx
@@ -178,7 +178,7 @@
       <w:r>
         <w:drawing>
           <wp:inline xmlns:a="http://schemas.openxmlformats.org/drawingml/2006/main" xmlns:pic="http://schemas.openxmlformats.org/drawingml/2006/picture">
-            <wp:extent cx="5328484" cy="5724000"/>
+            <wp:extent cx="5337020" cy="5724000"/>
             <wp:docPr id="1" name="Picture 1"/>
             <wp:cNvGraphicFramePr>
               <a:graphicFrameLocks noChangeAspect="1"/>
@@ -199,7 +199,7 @@
                   <pic:spPr>
                     <a:xfrm>
                       <a:off x="0" y="0"/>
-                      <a:ext cx="5328484" cy="5724000"/>
+                      <a:ext cx="5337020" cy="5724000"/>
                     </a:xfrm>
                     <a:prstGeom prst="rect"/>
                   </pic:spPr>
@@ -221,7 +221,7 @@
     </w:p>
     <w:p>
       <w:r>
-        <w:t>I och inom 25 meter från samrådsanmälan finns fynd av 9 naturvårdsarter, varav 5 är rödlistade, 8 är fridlysta och 1 är typisk (T): bredbrämad bastardsvärmare (VU), grönfink (VU, §4), duvhök (NT, §4), gulsparv (NT, §4), mindre hackspett (NT, T, §4), hasselmus (§4a), kungsfågel (§4), trädlärka (§4) och törnskata (§4). Se Figur 1.</w:t>
+        <w:t>I och inom 25 meter från samrådsanmälan finns fynd av 8 naturvårdsarter, varav 4 är rödlistade, 8 är fridlysta och 1 är typisk (T): grönfink (VU, §4), duvhök (NT, §4), gulsparv (NT, §4), mindre hackspett (NT, T, §4), hasselmus (§4a), kungsfågel (§4), trädlärka (§4) och törnskata (§4). Se Figur 1.</w:t>
       </w:r>
     </w:p>
     <w:p>
@@ -384,7 +384,7 @@
         <w:rPr>
           <w:i/>
         </w:rPr>
-        <w:t>I det samrådsanmälda skogsområdet har 9 naturvårdsarter varav 5 rödlistade arter sina livsmiljöer och växtplatser.</w:t>
+        <w:t>I det samrådsanmälda skogsområdet har 8 naturvårdsarter varav 4 rödlistade arter sina livsmiljöer och växtplatser.</w:t>
       </w:r>
     </w:p>
     <w:p>
@@ -849,7 +849,7 @@
     <w:r>
       <w:tab/>
       <w:tab/>
-      <w:t>2026-07-24</w:t>
+      <w:t>2026-07-25</w:t>
       <w:br/>
       <w:br/>
     </w:r>

--- a/klagomål/S 2365-2025 FSC-klagomål.docx
+++ b/klagomål/S 2365-2025 FSC-klagomål.docx
@@ -178,7 +178,7 @@
       <w:r>
         <w:drawing>
           <wp:inline xmlns:a="http://schemas.openxmlformats.org/drawingml/2006/main" xmlns:pic="http://schemas.openxmlformats.org/drawingml/2006/picture">
-            <wp:extent cx="5337020" cy="5724000"/>
+            <wp:extent cx="5328484" cy="5724000"/>
             <wp:docPr id="1" name="Picture 1"/>
             <wp:cNvGraphicFramePr>
               <a:graphicFrameLocks noChangeAspect="1"/>
@@ -199,7 +199,7 @@
                   <pic:spPr>
                     <a:xfrm>
                       <a:off x="0" y="0"/>
-                      <a:ext cx="5337020" cy="5724000"/>
+                      <a:ext cx="5328484" cy="5724000"/>
                     </a:xfrm>
                     <a:prstGeom prst="rect"/>
                   </pic:spPr>
@@ -221,7 +221,7 @@
     </w:p>
     <w:p>
       <w:r>
-        <w:t>I och inom 25 meter från samrådsanmälan finns fynd av 8 naturvårdsarter, varav 4 är rödlistade, 8 är fridlysta och 1 är typisk (T): grönfink (VU, §4), duvhök (NT, §4), gulsparv (NT, §4), mindre hackspett (NT, T, §4), hasselmus (§4a), kungsfågel (§4), trädlärka (§4) och törnskata (§4). Se Figur 1.</w:t>
+        <w:t>I och inom 25 meter från samrådsanmälan finns fynd av 9 naturvårdsarter, varav 5 är rödlistade, 8 är fridlysta och 1 är typisk (T): bredbrämad bastardsvärmare (VU), grönfink (VU, §4), duvhök (NT, §4), gulsparv (NT, §4), mindre hackspett (NT, T, §4), hasselmus (§4a), kungsfågel (§4), trädlärka (§4) och törnskata (§4). Se Figur 1.</w:t>
       </w:r>
     </w:p>
     <w:p>
@@ -384,7 +384,7 @@
         <w:rPr>
           <w:i/>
         </w:rPr>
-        <w:t>I det samrådsanmälda skogsområdet har 8 naturvårdsarter varav 4 rödlistade arter sina livsmiljöer och växtplatser.</w:t>
+        <w:t>I det samrådsanmälda skogsområdet har 9 naturvårdsarter varav 5 rödlistade arter sina livsmiljöer och växtplatser.</w:t>
       </w:r>
     </w:p>
     <w:p>
@@ -849,7 +849,7 @@
     <w:r>
       <w:tab/>
       <w:tab/>
-      <w:t>2026-07-25</w:t>
+      <w:t>2026-07-26</w:t>
       <w:br/>
       <w:br/>
     </w:r>

--- a/klagomål/S 2365-2025 FSC-klagomål.docx
+++ b/klagomål/S 2365-2025 FSC-klagomål.docx
@@ -849,7 +849,7 @@
     <w:r>
       <w:tab/>
       <w:tab/>
-      <w:t>2026-07-26</w:t>
+      <w:t>2026-07-27</w:t>
       <w:br/>
       <w:br/>
     </w:r>

--- a/klagomål/S 2365-2025 FSC-klagomål.docx
+++ b/klagomål/S 2365-2025 FSC-klagomål.docx
@@ -849,7 +849,7 @@
     <w:r>
       <w:tab/>
       <w:tab/>
-      <w:t>2026-07-27</w:t>
+      <w:t>2026-07-28</w:t>
       <w:br/>
       <w:br/>
     </w:r>

--- a/klagomål/S 2365-2025 FSC-klagomål.docx
+++ b/klagomål/S 2365-2025 FSC-klagomål.docx
@@ -178,7 +178,7 @@
       <w:r>
         <w:drawing>
           <wp:inline xmlns:a="http://schemas.openxmlformats.org/drawingml/2006/main" xmlns:pic="http://schemas.openxmlformats.org/drawingml/2006/picture">
-            <wp:extent cx="5328484" cy="5724000"/>
+            <wp:extent cx="5337020" cy="5724000"/>
             <wp:docPr id="1" name="Picture 1"/>
             <wp:cNvGraphicFramePr>
               <a:graphicFrameLocks noChangeAspect="1"/>
@@ -199,7 +199,7 @@
                   <pic:spPr>
                     <a:xfrm>
                       <a:off x="0" y="0"/>
-                      <a:ext cx="5328484" cy="5724000"/>
+                      <a:ext cx="5337020" cy="5724000"/>
                     </a:xfrm>
                     <a:prstGeom prst="rect"/>
                   </pic:spPr>
@@ -221,7 +221,7 @@
     </w:p>
     <w:p>
       <w:r>
-        <w:t>I och inom 25 meter från samrådsanmälan finns fynd av 9 naturvårdsarter, varav 5 är rödlistade, 8 är fridlysta och 1 är typisk (T): bredbrämad bastardsvärmare (VU), grönfink (VU, §4), duvhök (NT, §4), gulsparv (NT, §4), mindre hackspett (NT, T, §4), hasselmus (§4a), kungsfågel (§4), trädlärka (§4) och törnskata (§4). Se Figur 1.</w:t>
+        <w:t>I och inom 25 meter från samrådsanmälan finns fynd av 8 naturvårdsarter, varav 4 är rödlistade, 8 är fridlysta och 1 är typisk (T): grönfink (VU, §4), duvhök (NT, §4), gulsparv (NT, §4), mindre hackspett (NT, T, §4), hasselmus (§4a), kungsfågel (§4), trädlärka (§4) och törnskata (§4). Se Figur 1.</w:t>
       </w:r>
     </w:p>
     <w:p>
@@ -384,7 +384,7 @@
         <w:rPr>
           <w:i/>
         </w:rPr>
-        <w:t>I det samrådsanmälda skogsområdet har 9 naturvårdsarter varav 5 rödlistade arter sina livsmiljöer och växtplatser.</w:t>
+        <w:t>I det samrådsanmälda skogsområdet har 8 naturvårdsarter varav 4 rödlistade arter sina livsmiljöer och växtplatser.</w:t>
       </w:r>
     </w:p>
     <w:p>
@@ -849,7 +849,7 @@
     <w:r>
       <w:tab/>
       <w:tab/>
-      <w:t>2026-07-28</w:t>
+      <w:t>2026-07-29</w:t>
       <w:br/>
       <w:br/>
     </w:r>

--- a/klagomål/S 2365-2025 FSC-klagomål.docx
+++ b/klagomål/S 2365-2025 FSC-klagomål.docx
@@ -178,7 +178,7 @@
       <w:r>
         <w:drawing>
           <wp:inline xmlns:a="http://schemas.openxmlformats.org/drawingml/2006/main" xmlns:pic="http://schemas.openxmlformats.org/drawingml/2006/picture">
-            <wp:extent cx="5337020" cy="5724000"/>
+            <wp:extent cx="5328484" cy="5724000"/>
             <wp:docPr id="1" name="Picture 1"/>
             <wp:cNvGraphicFramePr>
               <a:graphicFrameLocks noChangeAspect="1"/>
@@ -199,7 +199,7 @@
                   <pic:spPr>
                     <a:xfrm>
                       <a:off x="0" y="0"/>
-                      <a:ext cx="5337020" cy="5724000"/>
+                      <a:ext cx="5328484" cy="5724000"/>
                     </a:xfrm>
                     <a:prstGeom prst="rect"/>
                   </pic:spPr>
@@ -221,7 +221,7 @@
     </w:p>
     <w:p>
       <w:r>
-        <w:t>I och inom 25 meter från samrådsanmälan finns fynd av 8 naturvårdsarter, varav 4 är rödlistade, 8 är fridlysta och 1 är typisk (T): grönfink (VU, §4), duvhök (NT, §4), gulsparv (NT, §4), mindre hackspett (NT, T, §4), hasselmus (§4a), kungsfågel (§4), trädlärka (§4) och törnskata (§4). Se Figur 1.</w:t>
+        <w:t>I och inom 25 meter från samrådsanmälan finns fynd av 9 naturvårdsarter, varav 5 är rödlistade, 8 är fridlysta och 1 är typisk (T): bredbrämad bastardsvärmare (VU), grönfink (VU, §4), duvhök (NT, §4), gulsparv (NT, §4), mindre hackspett (NT, T, §4), hasselmus (§4a), kungsfågel (§4), trädlärka (§4) och törnskata (§4). Se Figur 1.</w:t>
       </w:r>
     </w:p>
     <w:p>
@@ -384,7 +384,7 @@
         <w:rPr>
           <w:i/>
         </w:rPr>
-        <w:t>I det samrådsanmälda skogsområdet har 8 naturvårdsarter varav 4 rödlistade arter sina livsmiljöer och växtplatser.</w:t>
+        <w:t>I det samrådsanmälda skogsområdet har 9 naturvårdsarter varav 5 rödlistade arter sina livsmiljöer och växtplatser.</w:t>
       </w:r>
     </w:p>
     <w:p>
@@ -849,7 +849,7 @@
     <w:r>
       <w:tab/>
       <w:tab/>
-      <w:t>2026-07-29</w:t>
+      <w:t>2026-07-30</w:t>
       <w:br/>
       <w:br/>
     </w:r>

--- a/klagomål/S 2365-2025 FSC-klagomål.docx
+++ b/klagomål/S 2365-2025 FSC-klagomål.docx
@@ -849,7 +849,7 @@
     <w:r>
       <w:tab/>
       <w:tab/>
-      <w:t>2026-07-30</w:t>
+      <w:t>2026-07-31</w:t>
       <w:br/>
       <w:br/>
     </w:r>

--- a/klagomål/S 2365-2025 FSC-klagomål.docx
+++ b/klagomål/S 2365-2025 FSC-klagomål.docx
@@ -849,7 +849,7 @@
     <w:r>
       <w:tab/>
       <w:tab/>
-      <w:t>2026-07-31</w:t>
+      <w:t>2026-08-01</w:t>
       <w:br/>
       <w:br/>
     </w:r>

--- a/klagomål/S 2365-2025 FSC-klagomål.docx
+++ b/klagomål/S 2365-2025 FSC-klagomål.docx
@@ -178,7 +178,7 @@
       <w:r>
         <w:drawing>
           <wp:inline xmlns:a="http://schemas.openxmlformats.org/drawingml/2006/main" xmlns:pic="http://schemas.openxmlformats.org/drawingml/2006/picture">
-            <wp:extent cx="5328484" cy="5724000"/>
+            <wp:extent cx="5337020" cy="5724000"/>
             <wp:docPr id="1" name="Picture 1"/>
             <wp:cNvGraphicFramePr>
               <a:graphicFrameLocks noChangeAspect="1"/>
@@ -199,7 +199,7 @@
                   <pic:spPr>
                     <a:xfrm>
                       <a:off x="0" y="0"/>
-                      <a:ext cx="5328484" cy="5724000"/>
+                      <a:ext cx="5337020" cy="5724000"/>
                     </a:xfrm>
                     <a:prstGeom prst="rect"/>
                   </pic:spPr>
@@ -221,7 +221,7 @@
     </w:p>
     <w:p>
       <w:r>
-        <w:t>I och inom 25 meter från samrådsanmälan finns fynd av 9 naturvårdsarter, varav 5 är rödlistade, 8 är fridlysta och 1 är typisk (T): bredbrämad bastardsvärmare (VU), grönfink (VU, §4), duvhök (NT, §4), gulsparv (NT, §4), mindre hackspett (NT, T, §4), hasselmus (§4a), kungsfågel (§4), trädlärka (§4) och törnskata (§4). Se Figur 1.</w:t>
+        <w:t>I och inom 25 meter från samrådsanmälan finns fynd av 8 naturvårdsarter, varav 4 är rödlistade, 8 är fridlysta och 1 är typisk (T): grönfink (VU, §4), duvhök (NT, §4), gulsparv (NT, §4), mindre hackspett (NT, T, §4), hasselmus (§4a), kungsfågel (§4), trädlärka (§4) och törnskata (§4). Se Figur 1.</w:t>
       </w:r>
     </w:p>
     <w:p>
@@ -384,7 +384,7 @@
         <w:rPr>
           <w:i/>
         </w:rPr>
-        <w:t>I det samrådsanmälda skogsområdet har 9 naturvårdsarter varav 5 rödlistade arter sina livsmiljöer och växtplatser.</w:t>
+        <w:t>I det samrådsanmälda skogsområdet har 8 naturvårdsarter varav 4 rödlistade arter sina livsmiljöer och växtplatser.</w:t>
       </w:r>
     </w:p>
     <w:p>
@@ -849,7 +849,7 @@
     <w:r>
       <w:tab/>
       <w:tab/>
-      <w:t>2026-08-01</w:t>
+      <w:t>2026-08-02</w:t>
       <w:br/>
       <w:br/>
     </w:r>

--- a/klagomål/S 2365-2025 FSC-klagomål.docx
+++ b/klagomål/S 2365-2025 FSC-klagomål.docx
@@ -849,7 +849,7 @@
     <w:r>
       <w:tab/>
       <w:tab/>
-      <w:t>2026-08-02</w:t>
+      <w:t>2026-08-03</w:t>
       <w:br/>
       <w:br/>
     </w:r>

--- a/klagomål/S 2365-2025 FSC-klagomål.docx
+++ b/klagomål/S 2365-2025 FSC-klagomål.docx
@@ -178,7 +178,7 @@
       <w:r>
         <w:drawing>
           <wp:inline xmlns:a="http://schemas.openxmlformats.org/drawingml/2006/main" xmlns:pic="http://schemas.openxmlformats.org/drawingml/2006/picture">
-            <wp:extent cx="5337020" cy="5724000"/>
+            <wp:extent cx="5328484" cy="5724000"/>
             <wp:docPr id="1" name="Picture 1"/>
             <wp:cNvGraphicFramePr>
               <a:graphicFrameLocks noChangeAspect="1"/>
@@ -199,7 +199,7 @@
                   <pic:spPr>
                     <a:xfrm>
                       <a:off x="0" y="0"/>
-                      <a:ext cx="5337020" cy="5724000"/>
+                      <a:ext cx="5328484" cy="5724000"/>
                     </a:xfrm>
                     <a:prstGeom prst="rect"/>
                   </pic:spPr>
@@ -221,7 +221,7 @@
     </w:p>
     <w:p>
       <w:r>
-        <w:t>I och inom 25 meter från samrådsanmälan finns fynd av 8 naturvårdsarter, varav 4 är rödlistade, 8 är fridlysta och 1 är typisk (T): grönfink (VU, §4), duvhök (NT, §4), gulsparv (NT, §4), mindre hackspett (NT, T, §4), hasselmus (§4a), kungsfågel (§4), trädlärka (§4) och törnskata (§4). Se Figur 1.</w:t>
+        <w:t>I och inom 25 meter från samrådsanmälan finns fynd av 9 naturvårdsarter, varav 5 är rödlistade, 8 är fridlysta och 1 är typisk (T): bredbrämad bastardsvärmare (VU), grönfink (VU, §4), duvhök (NT, §4), gulsparv (NT, §4), mindre hackspett (NT, T, §4), hasselmus (§4a), kungsfågel (§4), trädlärka (§4) och törnskata (§4). Se Figur 1.</w:t>
       </w:r>
     </w:p>
     <w:p>
@@ -384,7 +384,7 @@
         <w:rPr>
           <w:i/>
         </w:rPr>
-        <w:t>I det samrådsanmälda skogsområdet har 8 naturvårdsarter varav 4 rödlistade arter sina livsmiljöer och växtplatser.</w:t>
+        <w:t>I det samrådsanmälda skogsområdet har 9 naturvårdsarter varav 5 rödlistade arter sina livsmiljöer och växtplatser.</w:t>
       </w:r>
     </w:p>
     <w:p>
@@ -849,7 +849,7 @@
     <w:r>
       <w:tab/>
       <w:tab/>
-      <w:t>2026-08-03</w:t>
+      <w:t>2026-08-05</w:t>
       <w:br/>
       <w:br/>
     </w:r>

--- a/klagomål/S 2365-2025 FSC-klagomål.docx
+++ b/klagomål/S 2365-2025 FSC-klagomål.docx
@@ -849,7 +849,7 @@
     <w:r>
       <w:tab/>
       <w:tab/>
-      <w:t>2026-08-05</w:t>
+      <w:t>2026-08-07</w:t>
       <w:br/>
       <w:br/>
     </w:r>

--- a/klagomål/S 2365-2025 FSC-klagomål.docx
+++ b/klagomål/S 2365-2025 FSC-klagomål.docx
@@ -849,7 +849,7 @@
     <w:r>
       <w:tab/>
       <w:tab/>
-      <w:t>2026-08-07</w:t>
+      <w:t>2026-08-08</w:t>
       <w:br/>
       <w:br/>
     </w:r>

--- a/klagomål/S 2365-2025 FSC-klagomål.docx
+++ b/klagomål/S 2365-2025 FSC-klagomål.docx
@@ -216,7 +216,7 @@
         <w:spacing w:after="240"/>
       </w:pPr>
       <w:r>
-        <w:t>Figur 1. Fyndplatser för naturvårdsarter i och inom 25 meter från samrådsanmälan. Markörer utan svart kant är placerade på fyndplatsen. Markörer med svart kant är placerade vid sidan av fyndplatsen har ett svart streck som visar fyndplatsens exakta position. Kartans mittpunktskoordinat är N 6286555, E 553743 i SWEREF 99 TM.</w:t>
+        <w:t>Figur 1. Fyndplatser för naturvårdsarter i och inom 25 meter från samrådsanmälan. Markörer utan svart kant är placerade på fyndplatsen. Markörer med svart kant är placerade vid sidan av fyndplatsen och har ett svart streck som visar fyndplatsens exakta position. Kartans mittpunktskoordinat är N 6286555, E 553743 i SWEREF 99 TM.</w:t>
       </w:r>
     </w:p>
     <w:p>
@@ -849,7 +849,7 @@
     <w:r>
       <w:tab/>
       <w:tab/>
-      <w:t>2026-08-14</w:t>
+      <w:t>2026-08-15</w:t>
       <w:br/>
       <w:br/>
     </w:r>

--- a/klagomål/S 2365-2025 FSC-klagomål.docx
+++ b/klagomål/S 2365-2025 FSC-klagomål.docx
@@ -849,7 +849,7 @@
     <w:r>
       <w:tab/>
       <w:tab/>
-      <w:t>2026-08-15</w:t>
+      <w:t>2026-08-16</w:t>
       <w:br/>
       <w:br/>
     </w:r>

--- a/klagomål/S 2365-2025 FSC-klagomål.docx
+++ b/klagomål/S 2365-2025 FSC-klagomål.docx
@@ -849,7 +849,7 @@
     <w:r>
       <w:tab/>
       <w:tab/>
-      <w:t>2026-08-16</w:t>
+      <w:t>2026-08-17</w:t>
       <w:br/>
       <w:br/>
     </w:r>

--- a/klagomål/S 2365-2025 FSC-klagomål.docx
+++ b/klagomål/S 2365-2025 FSC-klagomål.docx
@@ -849,7 +849,7 @@
     <w:r>
       <w:tab/>
       <w:tab/>
-      <w:t>2026-08-17</w:t>
+      <w:t>2026-08-18</w:t>
       <w:br/>
       <w:br/>
     </w:r>

--- a/klagomål/S 2365-2025 FSC-klagomål.docx
+++ b/klagomål/S 2365-2025 FSC-klagomål.docx
@@ -849,7 +849,7 @@
     <w:r>
       <w:tab/>
       <w:tab/>
-      <w:t>2026-08-18</w:t>
+      <w:t>2026-08-19</w:t>
       <w:br/>
       <w:br/>
     </w:r>

--- a/klagomål/S 2365-2025 FSC-klagomål.docx
+++ b/klagomål/S 2365-2025 FSC-klagomål.docx
@@ -849,7 +849,7 @@
     <w:r>
       <w:tab/>
       <w:tab/>
-      <w:t>2026-08-19</w:t>
+      <w:t>2026-08-20</w:t>
       <w:br/>
       <w:br/>
     </w:r>

--- a/klagomål/S 2365-2025 FSC-klagomål.docx
+++ b/klagomål/S 2365-2025 FSC-klagomål.docx
@@ -849,7 +849,7 @@
     <w:r>
       <w:tab/>
       <w:tab/>
-      <w:t>2026-08-20</w:t>
+      <w:t>2026-08-21</w:t>
       <w:br/>
       <w:br/>
     </w:r>

--- a/klagomål/S 2365-2025 FSC-klagomål.docx
+++ b/klagomål/S 2365-2025 FSC-klagomål.docx
@@ -849,7 +849,7 @@
     <w:r>
       <w:tab/>
       <w:tab/>
-      <w:t>2026-08-21</w:t>
+      <w:t>2026-08-22</w:t>
       <w:br/>
       <w:br/>
     </w:r>

--- a/klagomål/S 2365-2025 FSC-klagomål.docx
+++ b/klagomål/S 2365-2025 FSC-klagomål.docx
@@ -849,7 +849,7 @@
     <w:r>
       <w:tab/>
       <w:tab/>
-      <w:t>2026-08-22</w:t>
+      <w:t>2026-08-23</w:t>
       <w:br/>
       <w:br/>
     </w:r>

--- a/klagomål/S 2365-2025 FSC-klagomål.docx
+++ b/klagomål/S 2365-2025 FSC-klagomål.docx
@@ -849,7 +849,7 @@
     <w:r>
       <w:tab/>
       <w:tab/>
-      <w:t>2026-08-23</w:t>
+      <w:t>2026-08-24</w:t>
       <w:br/>
       <w:br/>
     </w:r>

--- a/klagomål/S 2365-2025 FSC-klagomål.docx
+++ b/klagomål/S 2365-2025 FSC-klagomål.docx
@@ -849,7 +849,7 @@
     <w:r>
       <w:tab/>
       <w:tab/>
-      <w:t>2026-08-24</w:t>
+      <w:t>2026-08-25</w:t>
       <w:br/>
       <w:br/>
     </w:r>

--- a/klagomål/S 2365-2025 FSC-klagomål.docx
+++ b/klagomål/S 2365-2025 FSC-klagomål.docx
@@ -849,7 +849,7 @@
     <w:r>
       <w:tab/>
       <w:tab/>
-      <w:t>2026-08-25</w:t>
+      <w:t>2026-08-26</w:t>
       <w:br/>
       <w:br/>
     </w:r>

--- a/klagomål/S 2365-2025 FSC-klagomål.docx
+++ b/klagomål/S 2365-2025 FSC-klagomål.docx
@@ -849,7 +849,7 @@
     <w:r>
       <w:tab/>
       <w:tab/>
-      <w:t>2026-08-26</w:t>
+      <w:t>2026-08-27</w:t>
       <w:br/>
       <w:br/>
     </w:r>

--- a/klagomål/S 2365-2025 FSC-klagomål.docx
+++ b/klagomål/S 2365-2025 FSC-klagomål.docx
@@ -849,7 +849,7 @@
     <w:r>
       <w:tab/>
       <w:tab/>
-      <w:t>2026-08-27</w:t>
+      <w:t>2026-08-28</w:t>
       <w:br/>
       <w:br/>
     </w:r>

--- a/klagomål/S 2365-2025 FSC-klagomål.docx
+++ b/klagomål/S 2365-2025 FSC-klagomål.docx
@@ -849,7 +849,7 @@
     <w:r>
       <w:tab/>
       <w:tab/>
-      <w:t>2026-08-28</w:t>
+      <w:t>2026-08-29</w:t>
       <w:br/>
       <w:br/>
     </w:r>

--- a/klagomål/S 2365-2025 FSC-klagomål.docx
+++ b/klagomål/S 2365-2025 FSC-klagomål.docx
@@ -849,7 +849,7 @@
     <w:r>
       <w:tab/>
       <w:tab/>
-      <w:t>2026-08-29</w:t>
+      <w:t>2026-08-31</w:t>
       <w:br/>
       <w:br/>
     </w:r>

--- a/klagomål/S 2365-2025 FSC-klagomål.docx
+++ b/klagomål/S 2365-2025 FSC-klagomål.docx
@@ -849,7 +849,7 @@
     <w:r>
       <w:tab/>
       <w:tab/>
-      <w:t>2026-08-31</w:t>
+      <w:t>2026-09-01</w:t>
       <w:br/>
       <w:br/>
     </w:r>

--- a/klagomål/S 2365-2025 FSC-klagomål.docx
+++ b/klagomål/S 2365-2025 FSC-klagomål.docx
@@ -849,7 +849,7 @@
     <w:r>
       <w:tab/>
       <w:tab/>
-      <w:t>2026-09-01</w:t>
+      <w:t>2026-09-02</w:t>
       <w:br/>
       <w:br/>
     </w:r>

--- a/klagomål/S 2365-2025 FSC-klagomål.docx
+++ b/klagomål/S 2365-2025 FSC-klagomål.docx
@@ -849,7 +849,7 @@
     <w:r>
       <w:tab/>
       <w:tab/>
-      <w:t>2026-09-02</w:t>
+      <w:t>2026-09-03</w:t>
       <w:br/>
       <w:br/>
     </w:r>

--- a/klagomål/S 2365-2025 FSC-klagomål.docx
+++ b/klagomål/S 2365-2025 FSC-klagomål.docx
@@ -849,7 +849,7 @@
     <w:r>
       <w:tab/>
       <w:tab/>
-      <w:t>2026-09-03</w:t>
+      <w:t>2026-09-04</w:t>
       <w:br/>
       <w:br/>
     </w:r>

--- a/klagomål/S 2365-2025 FSC-klagomål.docx
+++ b/klagomål/S 2365-2025 FSC-klagomål.docx
@@ -849,7 +849,7 @@
     <w:r>
       <w:tab/>
       <w:tab/>
-      <w:t>2026-09-04</w:t>
+      <w:t>2026-09-05</w:t>
       <w:br/>
       <w:br/>
     </w:r>

--- a/klagomål/S 2365-2025 FSC-klagomål.docx
+++ b/klagomål/S 2365-2025 FSC-klagomål.docx
@@ -849,7 +849,7 @@
     <w:r>
       <w:tab/>
       <w:tab/>
-      <w:t>2026-09-05</w:t>
+      <w:t>2026-09-06</w:t>
       <w:br/>
       <w:br/>
     </w:r>

--- a/klagomål/S 2365-2025 FSC-klagomål.docx
+++ b/klagomål/S 2365-2025 FSC-klagomål.docx
@@ -849,7 +849,7 @@
     <w:r>
       <w:tab/>
       <w:tab/>
-      <w:t>2026-09-06</w:t>
+      <w:t>2026-09-07</w:t>
       <w:br/>
       <w:br/>
     </w:r>

--- a/klagomål/S 2365-2025 FSC-klagomål.docx
+++ b/klagomål/S 2365-2025 FSC-klagomål.docx
@@ -849,7 +849,7 @@
     <w:r>
       <w:tab/>
       <w:tab/>
-      <w:t>2026-09-07</w:t>
+      <w:t>2026-09-08</w:t>
       <w:br/>
       <w:br/>
     </w:r>

--- a/klagomål/S 2365-2025 FSC-klagomål.docx
+++ b/klagomål/S 2365-2025 FSC-klagomål.docx
@@ -849,7 +849,7 @@
     <w:r>
       <w:tab/>
       <w:tab/>
-      <w:t>2026-09-08</w:t>
+      <w:t>2026-09-09</w:t>
       <w:br/>
       <w:br/>
     </w:r>

--- a/klagomål/S 2365-2025 FSC-klagomål.docx
+++ b/klagomål/S 2365-2025 FSC-klagomål.docx
@@ -849,7 +849,7 @@
     <w:r>
       <w:tab/>
       <w:tab/>
-      <w:t>2026-09-09</w:t>
+      <w:t>2026-09-10</w:t>
       <w:br/>
       <w:br/>
     </w:r>

--- a/klagomål/S 2365-2025 FSC-klagomål.docx
+++ b/klagomål/S 2365-2025 FSC-klagomål.docx
@@ -849,7 +849,7 @@
     <w:r>
       <w:tab/>
       <w:tab/>
-      <w:t>2026-09-10</w:t>
+      <w:t>2026-09-11</w:t>
       <w:br/>
       <w:br/>
     </w:r>

--- a/klagomål/S 2365-2025 FSC-klagomål.docx
+++ b/klagomål/S 2365-2025 FSC-klagomål.docx
@@ -849,7 +849,7 @@
     <w:r>
       <w:tab/>
       <w:tab/>
-      <w:t>2026-09-11</w:t>
+      <w:t>2026-09-12</w:t>
       <w:br/>
       <w:br/>
     </w:r>

--- a/klagomål/S 2365-2025 FSC-klagomål.docx
+++ b/klagomål/S 2365-2025 FSC-klagomål.docx
@@ -849,7 +849,7 @@
     <w:r>
       <w:tab/>
       <w:tab/>
-      <w:t>2026-09-12</w:t>
+      <w:t>2026-09-13</w:t>
       <w:br/>
       <w:br/>
     </w:r>
